--- a/examples/classification/doc/README.docx
+++ b/examples/classification/doc/README.docx
@@ -158,7 +158,11 @@
       </w:r>
     </w:p>
     <w:bookmarkEnd w:id="26"/>
-    <w:sectPr/>
+    <w:sectPr>
+      <w:footnotePr>
+        <w:numRestart w:val="eachSect"/>
+      </w:footnotePr>
+    </w:sectPr>
   </w:body>
 </w:document>
 </file>
@@ -436,8 +440,6 @@
     </w:pPr>
     <w:rPr>
       <w:rFonts w:asciiTheme="majorHAnsi" w:cstheme="majorBidi" w:eastAsiaTheme="majorEastAsia" w:hAnsiTheme="majorHAnsi"/>
-      <w:spacing w:val="-10"/>
-      <w:kern w:val="28"/>
       <w:sz w:val="56"/>
       <w:szCs w:val="56"/>
     </w:rPr>
@@ -450,15 +452,13 @@
     <w:rsid w:val="00A10FD9"/>
     <w:rPr>
       <w:rFonts w:asciiTheme="majorHAnsi" w:cstheme="majorBidi" w:eastAsiaTheme="majorEastAsia" w:hAnsiTheme="majorHAnsi"/>
-      <w:spacing w:val="-10"/>
-      <w:kern w:val="28"/>
       <w:sz w:val="56"/>
       <w:szCs w:val="56"/>
     </w:rPr>
   </w:style>
   <w:style w:styleId="Subtitle" w:type="paragraph">
     <w:name w:val="Subtitle"/>
-    <w:basedOn w:val="Normal"/>
+    <w:basedOn w:val="Title"/>
     <w:next w:val="BodyText"/>
     <w:link w:val="SubtitleChar"/>
     <w:uiPriority w:val="11"/>
@@ -469,6 +469,19 @@
         <w:ilvl w:val="1"/>
       </w:numPr>
     </w:pPr>
+    <w:rPr>
+      <w:rFonts w:cstheme="majorBidi" w:eastAsiaTheme="majorEastAsia"/>
+      <w:spacing w:val="15"/>
+      <w:sz w:val="28"/>
+      <w:szCs w:val="28"/>
+    </w:rPr>
+  </w:style>
+  <w:style w:customStyle="1" w:styleId="SubtitleChar" w:type="character">
+    <w:name w:val="Subtitle Char"/>
+    <w:basedOn w:val="DefaultParagraphFont"/>
+    <w:link w:val="Subtitle"/>
+    <w:uiPriority w:val="11"/>
+    <w:rsid w:val="00A10FD9"/>
     <w:rPr>
       <w:rFonts w:cstheme="majorBidi" w:eastAsiaTheme="majorEastAsia"/>
       <w:color w:themeColor="text1" w:themeTint="A6" w:val="595959"/>
@@ -477,39 +490,33 @@
       <w:szCs w:val="28"/>
     </w:rPr>
   </w:style>
-  <w:style w:customStyle="1" w:styleId="SubtitleChar" w:type="character">
-    <w:name w:val="Subtitle Char"/>
-    <w:basedOn w:val="DefaultParagraphFont"/>
-    <w:link w:val="Subtitle"/>
-    <w:uiPriority w:val="11"/>
-    <w:rsid w:val="00A10FD9"/>
-    <w:rPr>
-      <w:rFonts w:cstheme="majorBidi" w:eastAsiaTheme="majorEastAsia"/>
-      <w:color w:themeColor="text1" w:themeTint="A6" w:val="595959"/>
-      <w:spacing w:val="15"/>
-      <w:sz w:val="28"/>
-      <w:szCs w:val="28"/>
-    </w:rPr>
-  </w:style>
   <w:style w:customStyle="1" w:styleId="Author" w:type="paragraph">
     <w:name w:val="Author"/>
+    <w:basedOn w:val="Title"/>
     <w:next w:val="BodyText"/>
     <w:qFormat/>
     <w:pPr>
       <w:keepNext/>
       <w:keepLines/>
-      <w:jc w:val="center"/>
-    </w:pPr>
+    </w:pPr>
+    <w:rPr>
+      <w:sz w:val="24"/>
+      <w:szCs w:val="24"/>
+    </w:rPr>
   </w:style>
   <w:style w:styleId="Date" w:type="paragraph">
     <w:name w:val="Date"/>
+    <w:basedOn w:val="Title"/>
     <w:next w:val="BodyText"/>
     <w:qFormat/>
     <w:pPr>
       <w:keepNext/>
       <w:keepLines/>
-      <w:jc w:val="center"/>
-    </w:pPr>
+    </w:pPr>
+    <w:rPr>
+      <w:sz w:val="24"/>
+      <w:szCs w:val="24"/>
+    </w:rPr>
   </w:style>
   <w:style w:customStyle="1" w:styleId="AbstractTitle" w:type="paragraph">
     <w:name w:val="Abstract Title"/>
@@ -524,7 +531,6 @@
     </w:pPr>
     <w:rPr>
       <w:b/>
-      <w:color w:val="345A8A"/>
       <w:sz w:val="20"/>
       <w:szCs w:val="20"/>
     </w:rPr>

--- a/examples/classification/doc/README.docx
+++ b/examples/classification/doc/README.docx
@@ -16,12 +16,158 @@
         <w:pStyle w:val="FirstParagraph"/>
       </w:pPr>
       <w:r>
-        <w:t xml:space="preserve">Examples of classification algorithms (via scikit-learn/reticulate when applicable). Each link includes a short description.</w:t>
+        <w:t xml:space="preserve">These examples show how</w:t>
+      </w:r>
+      <w:r>
+        <w:t xml:space="preserve"> </w:t>
+      </w:r>
+      <w:r>
+        <w:rPr>
+          <w:rStyle w:val="VerbatimChar"/>
+        </w:rPr>
+        <w:t xml:space="preserve">daltoolboxdp</w:t>
+      </w:r>
+      <w:r>
+        <w:t xml:space="preserve"> </w:t>
+      </w:r>
+      <w:r>
+        <w:t xml:space="preserve">exposes Python classifiers, especially from the scikit-learn ecosystem, with the same training and prediction flow used in</w:t>
+      </w:r>
+      <w:r>
+        <w:t xml:space="preserve"> </w:t>
+      </w:r>
+      <w:r>
+        <w:rPr>
+          <w:rStyle w:val="VerbatimChar"/>
+        </w:rPr>
+        <w:t xml:space="preserve">daltoolbox</w:t>
+      </w:r>
+      <w:r>
+        <w:t xml:space="preserve">.</w:t>
       </w:r>
     </w:p>
     <w:p>
       <w:pPr>
-        <w:pStyle w:val="Compact"/>
+        <w:pStyle w:val="BodyText"/>
+      </w:pPr>
+      <w:r>
+        <w:t xml:space="preserve">Use this section when you want to compare modeling behavior:</w:t>
+      </w:r>
+    </w:p>
+    <w:p>
+      <w:pPr>
+        <w:numPr>
+          <w:ilvl w:val="0"/>
+          <w:numId w:val="1001"/>
+        </w:numPr>
+      </w:pPr>
+      <w:r>
+        <w:t xml:space="preserve">neighborhood-based classification (</w:t>
+      </w:r>
+      <w:r>
+        <w:rPr>
+          <w:rStyle w:val="VerbatimChar"/>
+        </w:rPr>
+        <w:t xml:space="preserve">KNN</w:t>
+      </w:r>
+      <w:r>
+        <w:t xml:space="preserve">)</w:t>
+      </w:r>
+    </w:p>
+    <w:p>
+      <w:pPr>
+        <w:numPr>
+          <w:ilvl w:val="0"/>
+          <w:numId w:val="1001"/>
+        </w:numPr>
+      </w:pPr>
+      <w:r>
+        <w:t xml:space="preserve">probabilistic classification (</w:t>
+      </w:r>
+      <w:r>
+        <w:rPr>
+          <w:rStyle w:val="VerbatimChar"/>
+        </w:rPr>
+        <w:t xml:space="preserve">Naive Bayes</w:t>
+      </w:r>
+      <w:r>
+        <w:t xml:space="preserve">)</w:t>
+      </w:r>
+    </w:p>
+    <w:p>
+      <w:pPr>
+        <w:numPr>
+          <w:ilvl w:val="0"/>
+          <w:numId w:val="1001"/>
+        </w:numPr>
+      </w:pPr>
+      <w:r>
+        <w:t xml:space="preserve">margin-based classification (</w:t>
+      </w:r>
+      <w:r>
+        <w:rPr>
+          <w:rStyle w:val="VerbatimChar"/>
+        </w:rPr>
+        <w:t xml:space="preserve">SVC</w:t>
+      </w:r>
+      <w:r>
+        <w:t xml:space="preserve">)</w:t>
+      </w:r>
+    </w:p>
+    <w:p>
+      <w:pPr>
+        <w:numPr>
+          <w:ilvl w:val="0"/>
+          <w:numId w:val="1001"/>
+        </w:numPr>
+      </w:pPr>
+      <w:r>
+        <w:t xml:space="preserve">tree ensembles (</w:t>
+      </w:r>
+      <w:r>
+        <w:rPr>
+          <w:rStyle w:val="VerbatimChar"/>
+        </w:rPr>
+        <w:t xml:space="preserve">Random Forest</w:t>
+      </w:r>
+      <w:r>
+        <w:t xml:space="preserve">,</w:t>
+      </w:r>
+      <w:r>
+        <w:t xml:space="preserve"> </w:t>
+      </w:r>
+      <w:r>
+        <w:rPr>
+          <w:rStyle w:val="VerbatimChar"/>
+        </w:rPr>
+        <w:t xml:space="preserve">Gradient Boosting</w:t>
+      </w:r>
+      <w:r>
+        <w:t xml:space="preserve">)</w:t>
+      </w:r>
+    </w:p>
+    <w:p>
+      <w:pPr>
+        <w:numPr>
+          <w:ilvl w:val="0"/>
+          <w:numId w:val="1001"/>
+        </w:numPr>
+      </w:pPr>
+      <w:r>
+        <w:t xml:space="preserve">neural classification (</w:t>
+      </w:r>
+      <w:r>
+        <w:rPr>
+          <w:rStyle w:val="VerbatimChar"/>
+        </w:rPr>
+        <w:t xml:space="preserve">MLP</w:t>
+      </w:r>
+      <w:r>
+        <w:t xml:space="preserve">)</w:t>
+      </w:r>
+    </w:p>
+    <w:p>
+      <w:pPr>
         <w:numPr>
           <w:ilvl w:val="0"/>
           <w:numId w:val="1001"/>
@@ -44,7 +190,6 @@
     </w:p>
     <w:p>
       <w:pPr>
-        <w:pStyle w:val="Compact"/>
         <w:numPr>
           <w:ilvl w:val="0"/>
           <w:numId w:val="1001"/>
@@ -67,7 +212,6 @@
     </w:p>
     <w:p>
       <w:pPr>
-        <w:pStyle w:val="Compact"/>
         <w:numPr>
           <w:ilvl w:val="0"/>
           <w:numId w:val="1001"/>
@@ -90,7 +234,6 @@
     </w:p>
     <w:p>
       <w:pPr>
-        <w:pStyle w:val="Compact"/>
         <w:numPr>
           <w:ilvl w:val="0"/>
           <w:numId w:val="1001"/>
@@ -113,7 +256,6 @@
     </w:p>
     <w:p>
       <w:pPr>
-        <w:pStyle w:val="Compact"/>
         <w:numPr>
           <w:ilvl w:val="0"/>
           <w:numId w:val="1001"/>
@@ -136,7 +278,6 @@
     </w:p>
     <w:p>
       <w:pPr>
-        <w:pStyle w:val="Compact"/>
         <w:numPr>
           <w:ilvl w:val="0"/>
           <w:numId w:val="1001"/>

--- a/examples/classification/doc/README.docx
+++ b/examples/classification/doc/README.docx
@@ -2,7 +2,7 @@
 <file path=word/document.xml><?xml version="1.0" encoding="utf-8"?>
 <w:document xmlns:w="http://schemas.openxmlformats.org/wordprocessingml/2006/main" xmlns:m="http://schemas.openxmlformats.org/officeDocument/2006/math" xmlns:r="http://schemas.openxmlformats.org/officeDocument/2006/relationships" xmlns:o="urn:schemas-microsoft-com:office:office" xmlns:v="urn:schemas-microsoft-com:vml" xmlns:w10="urn:schemas-microsoft-com:office:word" xmlns:a="http://schemas.openxmlformats.org/drawingml/2006/main" xmlns:pic="http://schemas.openxmlformats.org/drawingml/2006/picture" xmlns:wp="http://schemas.openxmlformats.org/drawingml/2006/wordprocessingDrawing">
   <w:body>
-    <w:bookmarkStart w:id="26" w:name="classification-examples"/>
+    <w:bookmarkStart w:id="16" w:name="classification-examples"/>
     <w:p>
       <w:pPr>
         <w:pStyle w:val="Heading1"/>
@@ -173,7 +173,7 @@
           <w:numId w:val="1001"/>
         </w:numPr>
       </w:pPr>
-      <w:hyperlink r:id="rId20">
+      <w:hyperlink r:id="rId9">
         <w:r>
           <w:rPr>
             <w:rStyle w:val="Hyperlink"/>
@@ -195,7 +195,7 @@
           <w:numId w:val="1001"/>
         </w:numPr>
       </w:pPr>
-      <w:hyperlink r:id="rId21">
+      <w:hyperlink r:id="rId10">
         <w:r>
           <w:rPr>
             <w:rStyle w:val="Hyperlink"/>
@@ -217,7 +217,7 @@
           <w:numId w:val="1001"/>
         </w:numPr>
       </w:pPr>
-      <w:hyperlink r:id="rId22">
+      <w:hyperlink r:id="rId11">
         <w:r>
           <w:rPr>
             <w:rStyle w:val="Hyperlink"/>
@@ -239,7 +239,7 @@
           <w:numId w:val="1001"/>
         </w:numPr>
       </w:pPr>
-      <w:hyperlink r:id="rId23">
+      <w:hyperlink r:id="rId12">
         <w:r>
           <w:rPr>
             <w:rStyle w:val="Hyperlink"/>
@@ -261,7 +261,7 @@
           <w:numId w:val="1001"/>
         </w:numPr>
       </w:pPr>
-      <w:hyperlink r:id="rId24">
+      <w:hyperlink r:id="rId13">
         <w:r>
           <w:rPr>
             <w:rStyle w:val="Hyperlink"/>
@@ -283,7 +283,7 @@
           <w:numId w:val="1001"/>
         </w:numPr>
       </w:pPr>
-      <w:hyperlink r:id="rId25">
+      <w:hyperlink r:id="rId14">
         <w:r>
           <w:rPr>
             <w:rStyle w:val="Hyperlink"/>
@@ -298,7 +298,29 @@
         <w:t xml:space="preserve">— MLP (feedforward neural network): learns nonlinear decision boundaries via backpropagation.</w:t>
       </w:r>
     </w:p>
-    <w:bookmarkEnd w:id="26"/>
+    <w:p>
+      <w:pPr>
+        <w:numPr>
+          <w:ilvl w:val="0"/>
+          <w:numId w:val="1001"/>
+        </w:numPr>
+      </w:pPr>
+      <w:hyperlink r:id="rId15">
+        <w:r>
+          <w:rPr>
+            <w:rStyle w:val="Hyperlink"/>
+          </w:rPr>
+          <w:t xml:space="preserve">torch_cla_mlp.md</w:t>
+        </w:r>
+      </w:hyperlink>
+      <w:r>
+        <w:t xml:space="preserve"> </w:t>
+      </w:r>
+      <w:r>
+        <w:t xml:space="preserve">— PyTorch MLP classifier: neural classification with configurable static/dynamic validation and stopping rules.</w:t>
+      </w:r>
+    </w:p>
+    <w:bookmarkEnd w:id="16"/>
     <w:sectPr>
       <w:footnotePr>
         <w:numRestart w:val="eachSect"/>
@@ -526,10 +548,10 @@
   <w:docDefaults>
     <w:rPrDefault>
       <w:rPr>
-        <w:rFonts w:asciiTheme="minorHAnsi" w:cstheme="minorBidi" w:eastAsiaTheme="minorHAnsi" w:hAnsiTheme="minorHAnsi"/>
+        <w:rFonts w:asciiTheme="minorHAnsi" w:cstheme="minorBidi" w:eastAsiaTheme="minorEastAsia" w:hAnsiTheme="minorHAnsi"/>
         <w:sz w:val="24"/>
         <w:szCs w:val="24"/>
-        <w:lang w:bidi="ar-SA" w:eastAsia="en-US" w:val="en-US"/>
+        <w:lang w:bidi="ar-SA" w:eastAsia="zh-CN" w:val="en-US"/>
       </w:rPr>
     </w:rPrDefault>
     <w:pPrDefault>
@@ -1070,13 +1092,6 @@
       </w:tblCellMar>
     </w:tblPr>
     <w:tblStylePr w:type="firstRow">
-      <w:tblPr>
-        <w:jc w:val="left"/>
-        <w:tblInd w:type="dxa" w:w="0"/>
-      </w:tblPr>
-      <w:trPr>
-        <w:jc w:val="left"/>
-      </w:trPr>
       <w:tcPr>
         <w:tcBorders>
           <w:bottom w:val="single"/>

--- a/examples/classification/doc/README.docx
+++ b/examples/classification/doc/README.docx
@@ -14,6 +14,20 @@
     <w:p>
       <w:pPr>
         <w:pStyle w:val="FirstParagraph"/>
+      </w:pPr>
+      <w:r>
+        <w:t xml:space="preserve">Deep-learning note</w:t>
+      </w:r>
+      <w:r>
+        <w:t xml:space="preserve"> </w:t>
+      </w:r>
+      <w:r>
+        <w:t xml:space="preserve">- The PyTorch MLP classifier now supports configurable hidden activation, hidden normalization, and weight initialization, in addition to the existing hidden-size and dropout controls.</w:t>
+      </w:r>
+    </w:p>
+    <w:p>
+      <w:pPr>
+        <w:pStyle w:val="BodyText"/>
       </w:pPr>
       <w:r>
         <w:t xml:space="preserve">These examples show how</w:t>

--- a/examples/classification/doc/README.docx
+++ b/examples/classification/doc/README.docx
@@ -2,7 +2,7 @@
 <file path=word/document.xml><?xml version="1.0" encoding="utf-8"?>
 <w:document xmlns:w="http://schemas.openxmlformats.org/wordprocessingml/2006/main" xmlns:m="http://schemas.openxmlformats.org/officeDocument/2006/math" xmlns:r="http://schemas.openxmlformats.org/officeDocument/2006/relationships" xmlns:o="urn:schemas-microsoft-com:office:office" xmlns:v="urn:schemas-microsoft-com:vml" xmlns:w10="urn:schemas-microsoft-com:office:word" xmlns:a="http://schemas.openxmlformats.org/drawingml/2006/main" xmlns:pic="http://schemas.openxmlformats.org/drawingml/2006/picture" xmlns:wp="http://schemas.openxmlformats.org/drawingml/2006/wordprocessingDrawing">
   <w:body>
-    <w:bookmarkStart w:id="16" w:name="classification-examples"/>
+    <w:bookmarkStart w:id="17" w:name="classification-examples"/>
     <w:p>
       <w:pPr>
         <w:pStyle w:val="Heading1"/>
@@ -70,6 +70,7 @@
     </w:p>
     <w:p>
       <w:pPr>
+        <w:pStyle w:val="Compact"/>
         <w:numPr>
           <w:ilvl w:val="0"/>
           <w:numId w:val="1001"/>
@@ -90,6 +91,7 @@
     </w:p>
     <w:p>
       <w:pPr>
+        <w:pStyle w:val="Compact"/>
         <w:numPr>
           <w:ilvl w:val="0"/>
           <w:numId w:val="1001"/>
@@ -110,6 +112,7 @@
     </w:p>
     <w:p>
       <w:pPr>
+        <w:pStyle w:val="Compact"/>
         <w:numPr>
           <w:ilvl w:val="0"/>
           <w:numId w:val="1001"/>
@@ -130,6 +133,7 @@
     </w:p>
     <w:p>
       <w:pPr>
+        <w:pStyle w:val="Compact"/>
         <w:numPr>
           <w:ilvl w:val="0"/>
           <w:numId w:val="1001"/>
@@ -162,6 +166,7 @@
     </w:p>
     <w:p>
       <w:pPr>
+        <w:pStyle w:val="Compact"/>
         <w:numPr>
           <w:ilvl w:val="0"/>
           <w:numId w:val="1001"/>
@@ -182,17 +187,26 @@
     </w:p>
     <w:p>
       <w:pPr>
-        <w:numPr>
-          <w:ilvl w:val="0"/>
-          <w:numId w:val="1001"/>
-        </w:numPr>
-      </w:pPr>
+        <w:pStyle w:val="FirstParagraph"/>
+      </w:pPr>
+      <w:r>
+        <w:t xml:space="preserve">Scikit-learn</w:t>
+      </w:r>
+      <w:r>
+        <w:t xml:space="preserve"> </w:t>
+      </w:r>
+      <w:r>
+        <w:t xml:space="preserve">-</w:t>
+      </w:r>
+      <w:r>
+        <w:t xml:space="preserve"> </w:t>
+      </w:r>
       <w:hyperlink r:id="rId9">
         <w:r>
           <w:rPr>
             <w:rStyle w:val="Hyperlink"/>
           </w:rPr>
-          <w:t xml:space="preserve">skcla_knn.md</w:t>
+          <w:t xml:space="preserve">01_skcla_knn.md</w:t>
         </w:r>
       </w:hyperlink>
       <w:r>
@@ -201,20 +215,21 @@
       <w:r>
         <w:t xml:space="preserve">— K-Nearest Neighbors: predicts by majority vote among the k nearest neighbors.</w:t>
       </w:r>
-    </w:p>
-    <w:p>
-      <w:pPr>
-        <w:numPr>
-          <w:ilvl w:val="0"/>
-          <w:numId w:val="1001"/>
-        </w:numPr>
-      </w:pPr>
+      <w:r>
+        <w:t xml:space="preserve"> </w:t>
+      </w:r>
+      <w:r>
+        <w:t xml:space="preserve">-</w:t>
+      </w:r>
+      <w:r>
+        <w:t xml:space="preserve"> </w:t>
+      </w:r>
       <w:hyperlink r:id="rId10">
         <w:r>
           <w:rPr>
             <w:rStyle w:val="Hyperlink"/>
           </w:rPr>
-          <w:t xml:space="preserve">skcla_nb.md</w:t>
+          <w:t xml:space="preserve">02_skcla_nb.md</w:t>
         </w:r>
       </w:hyperlink>
       <w:r>
@@ -223,20 +238,21 @@
       <w:r>
         <w:t xml:space="preserve">— Naive Bayes: applies Bayes’ rule with a conditional independence assumption among features.</w:t>
       </w:r>
-    </w:p>
-    <w:p>
-      <w:pPr>
-        <w:numPr>
-          <w:ilvl w:val="0"/>
-          <w:numId w:val="1001"/>
-        </w:numPr>
-      </w:pPr>
+      <w:r>
+        <w:t xml:space="preserve"> </w:t>
+      </w:r>
+      <w:r>
+        <w:t xml:space="preserve">-</w:t>
+      </w:r>
+      <w:r>
+        <w:t xml:space="preserve"> </w:t>
+      </w:r>
       <w:hyperlink r:id="rId11">
         <w:r>
           <w:rPr>
             <w:rStyle w:val="Hyperlink"/>
           </w:rPr>
-          <w:t xml:space="preserve">skcla_svc.md</w:t>
+          <w:t xml:space="preserve">03_skcla_svc.md</w:t>
         </w:r>
       </w:hyperlink>
       <w:r>
@@ -245,20 +261,21 @@
       <w:r>
         <w:t xml:space="preserve">— SVM (Support Vector Machine): maximizes margin; kernels enable nonlinear decision boundaries.</w:t>
       </w:r>
-    </w:p>
-    <w:p>
-      <w:pPr>
-        <w:numPr>
-          <w:ilvl w:val="0"/>
-          <w:numId w:val="1001"/>
-        </w:numPr>
-      </w:pPr>
+      <w:r>
+        <w:t xml:space="preserve"> </w:t>
+      </w:r>
+      <w:r>
+        <w:t xml:space="preserve">-</w:t>
+      </w:r>
+      <w:r>
+        <w:t xml:space="preserve"> </w:t>
+      </w:r>
       <w:hyperlink r:id="rId12">
         <w:r>
           <w:rPr>
             <w:rStyle w:val="Hyperlink"/>
           </w:rPr>
-          <w:t xml:space="preserve">skcla_rf.md</w:t>
+          <w:t xml:space="preserve">04_skcla_rf.md</w:t>
         </w:r>
       </w:hyperlink>
       <w:r>
@@ -267,20 +284,21 @@
       <w:r>
         <w:t xml:space="preserve">— Random Forest: ensemble of decision trees with majority voting; robust via bagging and feature randomness.</w:t>
       </w:r>
-    </w:p>
-    <w:p>
-      <w:pPr>
-        <w:numPr>
-          <w:ilvl w:val="0"/>
-          <w:numId w:val="1001"/>
-        </w:numPr>
-      </w:pPr>
+      <w:r>
+        <w:t xml:space="preserve"> </w:t>
+      </w:r>
+      <w:r>
+        <w:t xml:space="preserve">-</w:t>
+      </w:r>
+      <w:r>
+        <w:t xml:space="preserve"> </w:t>
+      </w:r>
       <w:hyperlink r:id="rId13">
         <w:r>
           <w:rPr>
             <w:rStyle w:val="Hyperlink"/>
           </w:rPr>
-          <w:t xml:space="preserve">skcla_gb.md</w:t>
+          <w:t xml:space="preserve">05_skcla_gb.md</w:t>
         </w:r>
       </w:hyperlink>
       <w:r>
@@ -289,20 +307,21 @@
       <w:r>
         <w:t xml:space="preserve">— Gradient Boosting: additive ensemble of trees fit to gradients of the loss.</w:t>
       </w:r>
-    </w:p>
-    <w:p>
-      <w:pPr>
-        <w:numPr>
-          <w:ilvl w:val="0"/>
-          <w:numId w:val="1001"/>
-        </w:numPr>
-      </w:pPr>
+      <w:r>
+        <w:t xml:space="preserve"> </w:t>
+      </w:r>
+      <w:r>
+        <w:t xml:space="preserve">-</w:t>
+      </w:r>
+      <w:r>
+        <w:t xml:space="preserve"> </w:t>
+      </w:r>
       <w:hyperlink r:id="rId14">
         <w:r>
           <w:rPr>
             <w:rStyle w:val="Hyperlink"/>
           </w:rPr>
-          <w:t xml:space="preserve">skcla_mlp.md</w:t>
+          <w:t xml:space="preserve">06_skcla_mlp.md</w:t>
         </w:r>
       </w:hyperlink>
       <w:r>
@@ -314,17 +333,26 @@
     </w:p>
     <w:p>
       <w:pPr>
-        <w:numPr>
-          <w:ilvl w:val="0"/>
-          <w:numId w:val="1001"/>
-        </w:numPr>
-      </w:pPr>
+        <w:pStyle w:val="BodyText"/>
+      </w:pPr>
+      <w:r>
+        <w:t xml:space="preserve">PyTorch</w:t>
+      </w:r>
+      <w:r>
+        <w:t xml:space="preserve"> </w:t>
+      </w:r>
+      <w:r>
+        <w:t xml:space="preserve">-</w:t>
+      </w:r>
+      <w:r>
+        <w:t xml:space="preserve"> </w:t>
+      </w:r>
       <w:hyperlink r:id="rId15">
         <w:r>
           <w:rPr>
             <w:rStyle w:val="Hyperlink"/>
           </w:rPr>
-          <w:t xml:space="preserve">torch_cla_mlp.md</w:t>
+          <w:t xml:space="preserve">07_torch_cla_mlp.md</w:t>
         </w:r>
       </w:hyperlink>
       <w:r>
@@ -333,8 +361,31 @@
       <w:r>
         <w:t xml:space="preserve">— PyTorch MLP classifier: neural classification with configurable static/dynamic validation and stopping rules.</w:t>
       </w:r>
+      <w:r>
+        <w:t xml:space="preserve"> </w:t>
+      </w:r>
+      <w:r>
+        <w:t xml:space="preserve">-</w:t>
+      </w:r>
+      <w:r>
+        <w:t xml:space="preserve"> </w:t>
+      </w:r>
+      <w:hyperlink r:id="rId16">
+        <w:r>
+          <w:rPr>
+            <w:rStyle w:val="Hyperlink"/>
+          </w:rPr>
+          <w:t xml:space="preserve">08_torch_cla_mlp_dynamic_patience.md</w:t>
+        </w:r>
+      </w:hyperlink>
+      <w:r>
+        <w:t xml:space="preserve"> </w:t>
+      </w:r>
+      <w:r>
+        <w:t xml:space="preserve">— PyTorch MLP classifier with dynamic validation and patience-based early stopping.</w:t>
+      </w:r>
     </w:p>
-    <w:bookmarkEnd w:id="16"/>
+    <w:bookmarkEnd w:id="17"/>
     <w:sectPr>
       <w:footnotePr>
         <w:numRestart w:val="eachSect"/>

--- a/examples/classification/doc/README.docx
+++ b/examples/classification/doc/README.docx
@@ -58,6 +58,44 @@
       </w:r>
       <w:r>
         <w:t xml:space="preserve">.</w:t>
+      </w:r>
+    </w:p>
+    <w:p>
+      <w:pPr>
+        <w:pStyle w:val="BodyText"/>
+      </w:pPr>
+      <w:r>
+        <w:t xml:space="preserve">Across these examples,</w:t>
+      </w:r>
+      <w:r>
+        <w:t xml:space="preserve"> </w:t>
+      </w:r>
+      <w:r>
+        <w:rPr>
+          <w:rStyle w:val="VerbatimChar"/>
+        </w:rPr>
+        <w:t xml:space="preserve">predict()</w:t>
+      </w:r>
+      <w:r>
+        <w:t xml:space="preserve"> </w:t>
+      </w:r>
+      <w:r>
+        <w:t xml:space="preserve">returns a class-score table with one row per case and one column per class. When the Python backend exposes probabilities, those are returned directly; otherwise the package falls back to a compatible score representation so</w:t>
+      </w:r>
+      <w:r>
+        <w:t xml:space="preserve"> </w:t>
+      </w:r>
+      <w:r>
+        <w:rPr>
+          <w:rStyle w:val="VerbatimChar"/>
+        </w:rPr>
+        <w:t xml:space="preserve">evaluate()</w:t>
+      </w:r>
+      <w:r>
+        <w:t xml:space="preserve"> </w:t>
+      </w:r>
+      <w:r>
+        <w:t xml:space="preserve">can be used in the same way.</w:t>
       </w:r>
     </w:p>
     <w:p>
